--- a/CÔNG TY TNHH TKT(VN)/TKT_HoSoGiaiThe_31-07-2026/TKT_DanhSachChuNo_31-07-2026.docx
+++ b/CÔNG TY TNHH TKT(VN)/TKT_HoSoGiaiThe_31-07-2026/TKT_DanhSachChuNo_31-07-2026.docx
@@ -1827,9 +1827,10 @@
         <w:rPr>
           <w:lang w:val="en-US"/>
         </w:rPr>
-        <w:t>Bình Dương, ngày 31 tháng 7 năm 2026</w:t>
-      </w:r>
-      <w:r/>
+        <w:t>TP. Hồ Chí Minh, ngày 31 tháng 7 năm 2026</w:t>
+      </w:r>
+      <w:bookmarkStart w:id="0" w:name="_GoBack"/>
+      <w:bookmarkEnd w:id="0"/>
     </w:p>
     <w:p>
       <w:pPr>
@@ -2048,8 +2049,6 @@
         </w:rPr>
         <w:t>PHẠM VĂN NHẬT</w:t>
       </w:r>
-      <w:bookmarkStart w:id="0" w:name="_GoBack"/>
-      <w:bookmarkEnd w:id="0"/>
     </w:p>
     <w:p>
       <w:pPr>
@@ -2538,23 +2537,53 @@
 </w:document>
 </file>
 
+<file path=word/endnotes.xml><?xml version="1.0" encoding="utf-8"?>
+<w:endnotes xmlns:wpc="http://schemas.microsoft.com/office/word/2010/wordprocessingCanvas" xmlns:cx="http://schemas.microsoft.com/office/drawing/2014/chartex" xmlns:cx1="http://schemas.microsoft.com/office/drawing/2015/9/8/chartex" xmlns:mc="http://schemas.openxmlformats.org/markup-compatibility/2006" xmlns:o="urn:schemas-microsoft-com:office:office" xmlns:r="http://schemas.openxmlformats.org/officeDocument/2006/relationships" xmlns:m="http://schemas.openxmlformats.org/officeDocument/2006/math" xmlns:v="urn:schemas-microsoft-com:vml" xmlns:wp14="http://schemas.microsoft.com/office/word/2010/wordprocessingDrawing" xmlns:wp="http://schemas.openxmlformats.org/drawingml/2006/wordprocessingDrawing" xmlns:w10="urn:schemas-microsoft-com:office:word" xmlns:w="http://schemas.openxmlformats.org/wordprocessingml/2006/main" xmlns:w14="http://schemas.microsoft.com/office/word/2010/wordml" xmlns:w15="http://schemas.microsoft.com/office/word/2012/wordml" xmlns:w16se="http://schemas.microsoft.com/office/word/2015/wordml/symex" xmlns:wpg="http://schemas.microsoft.com/office/word/2010/wordprocessingGroup" xmlns:wpi="http://schemas.microsoft.com/office/word/2010/wordprocessingInk" xmlns:wne="http://schemas.microsoft.com/office/word/2006/wordml" xmlns:wps="http://schemas.microsoft.com/office/word/2010/wordprocessingShape" mc:Ignorable="w14 w15 w16se wp14">
+  <w:endnote w:type="separator" w:id="-1">
+    <w:p>
+      <w:r>
+        <w:separator/>
+      </w:r>
+    </w:p>
+  </w:endnote>
+  <w:endnote w:type="continuationSeparator" w:id="0">
+    <w:p>
+      <w:r>
+        <w:continuationSeparator/>
+      </w:r>
+    </w:p>
+  </w:endnote>
+</w:endnotes>
+</file>
+
 <file path=word/footer1.xml><?xml version="1.0" encoding="utf-8"?>
-<w:ftr xmlns:m="http://schemas.openxmlformats.org/officeDocument/2006/math" xmlns:mc="http://schemas.openxmlformats.org/markup-compatibility/2006" xmlns:mo="http://schemas.microsoft.com/office/mac/office/2008/main" xmlns:mv="urn:schemas-microsoft-com:mac:vml" xmlns:o="urn:schemas-microsoft-com:office:office" xmlns:r="http://schemas.openxmlformats.org/officeDocument/2006/relationships" xmlns:v="urn:schemas-microsoft-com:vml" xmlns:w10="urn:schemas-microsoft-com:office:word" xmlns:w14="http://schemas.microsoft.com/office/word/2010/wordml" xmlns:w="http://schemas.openxmlformats.org/wordprocessingml/2006/main" xmlns:wne="http://schemas.microsoft.com/office/word/2006/wordml" xmlns:wp14="http://schemas.microsoft.com/office/word/2010/wordprocessingDrawing" xmlns:wp="http://schemas.openxmlformats.org/drawingml/2006/wordprocessingDrawing" xmlns:wpc="http://schemas.microsoft.com/office/word/2010/wordprocessingCanvas" xmlns:wpg="http://schemas.microsoft.com/office/word/2010/wordprocessingGroup" xmlns:wpi="http://schemas.microsoft.com/office/word/2010/wordprocessingInk" xmlns:wps="http://schemas.microsoft.com/office/word/2010/wordprocessingShape" mc:Ignorable="w14 wp14">
-  <w:p>
-    <w:pPr>
-      <w:pStyle w:val="Footer"/>
-    </w:pPr>
-  </w:p>
+<w:ftr xmlns:wpc="http://schemas.microsoft.com/office/word/2010/wordprocessingCanvas" xmlns:cx="http://schemas.microsoft.com/office/drawing/2014/chartex" xmlns:cx1="http://schemas.microsoft.com/office/drawing/2015/9/8/chartex" xmlns:mc="http://schemas.openxmlformats.org/markup-compatibility/2006" xmlns:o="urn:schemas-microsoft-com:office:office" xmlns:r="http://schemas.openxmlformats.org/officeDocument/2006/relationships" xmlns:m="http://schemas.openxmlformats.org/officeDocument/2006/math" xmlns:v="urn:schemas-microsoft-com:vml" xmlns:wp14="http://schemas.microsoft.com/office/word/2010/wordprocessingDrawing" xmlns:wp="http://schemas.openxmlformats.org/drawingml/2006/wordprocessingDrawing" xmlns:w10="urn:schemas-microsoft-com:office:word" xmlns:w="http://schemas.openxmlformats.org/wordprocessingml/2006/main" xmlns:w14="http://schemas.microsoft.com/office/word/2010/wordml" xmlns:w15="http://schemas.microsoft.com/office/word/2012/wordml" xmlns:w16se="http://schemas.microsoft.com/office/word/2015/wordml/symex" xmlns:wpg="http://schemas.microsoft.com/office/word/2010/wordprocessingGroup" xmlns:wpi="http://schemas.microsoft.com/office/word/2010/wordprocessingInk" xmlns:wne="http://schemas.microsoft.com/office/word/2006/wordml" xmlns:wps="http://schemas.microsoft.com/office/word/2010/wordprocessingShape" mc:Ignorable="w14 w15 w16se wp14">
+  <w:p/>
 </w:ftr>
 </file>
 
+<file path=word/footnotes.xml><?xml version="1.0" encoding="utf-8"?>
+<w:footnotes xmlns:wpc="http://schemas.microsoft.com/office/word/2010/wordprocessingCanvas" xmlns:cx="http://schemas.microsoft.com/office/drawing/2014/chartex" xmlns:cx1="http://schemas.microsoft.com/office/drawing/2015/9/8/chartex" xmlns:mc="http://schemas.openxmlformats.org/markup-compatibility/2006" xmlns:o="urn:schemas-microsoft-com:office:office" xmlns:r="http://schemas.openxmlformats.org/officeDocument/2006/relationships" xmlns:m="http://schemas.openxmlformats.org/officeDocument/2006/math" xmlns:v="urn:schemas-microsoft-com:vml" xmlns:wp14="http://schemas.microsoft.com/office/word/2010/wordprocessingDrawing" xmlns:wp="http://schemas.openxmlformats.org/drawingml/2006/wordprocessingDrawing" xmlns:w10="urn:schemas-microsoft-com:office:word" xmlns:w="http://schemas.openxmlformats.org/wordprocessingml/2006/main" xmlns:w14="http://schemas.microsoft.com/office/word/2010/wordml" xmlns:w15="http://schemas.microsoft.com/office/word/2012/wordml" xmlns:w16se="http://schemas.microsoft.com/office/word/2015/wordml/symex" xmlns:wpg="http://schemas.microsoft.com/office/word/2010/wordprocessingGroup" xmlns:wpi="http://schemas.microsoft.com/office/word/2010/wordprocessingInk" xmlns:wne="http://schemas.microsoft.com/office/word/2006/wordml" xmlns:wps="http://schemas.microsoft.com/office/word/2010/wordprocessingShape" mc:Ignorable="w14 w15 w16se wp14">
+  <w:footnote w:type="separator" w:id="-1">
+    <w:p>
+      <w:r>
+        <w:separator/>
+      </w:r>
+    </w:p>
+  </w:footnote>
+  <w:footnote w:type="continuationSeparator" w:id="0">
+    <w:p>
+      <w:r>
+        <w:continuationSeparator/>
+      </w:r>
+    </w:p>
+  </w:footnote>
+</w:footnotes>
+</file>
+
 <file path=word/header1.xml><?xml version="1.0" encoding="utf-8"?>
-<w:hdr xmlns:m="http://schemas.openxmlformats.org/officeDocument/2006/math" xmlns:mc="http://schemas.openxmlformats.org/markup-compatibility/2006" xmlns:mo="http://schemas.microsoft.com/office/mac/office/2008/main" xmlns:mv="urn:schemas-microsoft-com:mac:vml" xmlns:o="urn:schemas-microsoft-com:office:office" xmlns:r="http://schemas.openxmlformats.org/officeDocument/2006/relationships" xmlns:v="urn:schemas-microsoft-com:vml" xmlns:w10="urn:schemas-microsoft-com:office:word" xmlns:w14="http://schemas.microsoft.com/office/word/2010/wordml" xmlns:w="http://schemas.openxmlformats.org/wordprocessingml/2006/main" xmlns:wne="http://schemas.microsoft.com/office/word/2006/wordml" xmlns:wp14="http://schemas.microsoft.com/office/word/2010/wordprocessingDrawing" xmlns:wp="http://schemas.openxmlformats.org/drawingml/2006/wordprocessingDrawing" xmlns:wpc="http://schemas.microsoft.com/office/word/2010/wordprocessingCanvas" xmlns:wpg="http://schemas.microsoft.com/office/word/2010/wordprocessingGroup" xmlns:wpi="http://schemas.microsoft.com/office/word/2010/wordprocessingInk" xmlns:wps="http://schemas.microsoft.com/office/word/2010/wordprocessingShape" mc:Ignorable="w14 wp14">
-  <w:p>
-    <w:pPr>
-      <w:pStyle w:val="Header"/>
-    </w:pPr>
-  </w:p>
+<w:hdr xmlns:wpc="http://schemas.microsoft.com/office/word/2010/wordprocessingCanvas" xmlns:cx="http://schemas.microsoft.com/office/drawing/2014/chartex" xmlns:cx1="http://schemas.microsoft.com/office/drawing/2015/9/8/chartex" xmlns:mc="http://schemas.openxmlformats.org/markup-compatibility/2006" xmlns:o="urn:schemas-microsoft-com:office:office" xmlns:r="http://schemas.openxmlformats.org/officeDocument/2006/relationships" xmlns:m="http://schemas.openxmlformats.org/officeDocument/2006/math" xmlns:v="urn:schemas-microsoft-com:vml" xmlns:wp14="http://schemas.microsoft.com/office/word/2010/wordprocessingDrawing" xmlns:wp="http://schemas.openxmlformats.org/drawingml/2006/wordprocessingDrawing" xmlns:w10="urn:schemas-microsoft-com:office:word" xmlns:w="http://schemas.openxmlformats.org/wordprocessingml/2006/main" xmlns:w14="http://schemas.microsoft.com/office/word/2010/wordml" xmlns:w15="http://schemas.microsoft.com/office/word/2012/wordml" xmlns:w16se="http://schemas.microsoft.com/office/word/2015/wordml/symex" xmlns:wpg="http://schemas.microsoft.com/office/word/2010/wordprocessingGroup" xmlns:wpi="http://schemas.microsoft.com/office/word/2010/wordprocessingInk" xmlns:wne="http://schemas.microsoft.com/office/word/2006/wordml" xmlns:wps="http://schemas.microsoft.com/office/word/2010/wordprocessingShape" mc:Ignorable="w14 w15 w16se wp14">
+  <w:p/>
 </w:hdr>
 </file>
 
